--- a/Plantillas/Zocius.docx
+++ b/Plantillas/Zocius.docx
@@ -6796,6 +6796,21 @@
             </a:graphic>
           </wp:anchor>
         </w:drawing>
+      </w:r>
+    </w:p>
+    <w:p>
+      <w:r>
+        <w:t>{{foto_rostro}}</w:t>
+      </w:r>
+    </w:p>
+    <w:p>
+      <w:r>
+        <w:t>{{foto_interior}}</w:t>
+      </w:r>
+    </w:p>
+    <w:p>
+      <w:r>
+        <w:t>{{foto_exterior}}</w:t>
       </w:r>
     </w:p>
     <w:sectPr>
